--- a/SEM 7/SAD/Documentation/SADEXP6.docx
+++ b/SEM 7/SAD/Documentation/SADEXP6.docx
@@ -4,16 +4,1741 @@
   <w:body>
     <w:p>
       <w:pPr>
-        <w:pStyle w:val="Text"/>
-      </w:pPr>
+        <w:pStyle w:val="Heading"/>
+        <w:rPr>
+          <w:rStyle w:val="Strong"/>
+          <w:b/>
+          <w:bCs/>
+        </w:rPr>
+      </w:pPr>
+      <w:r>
+        <w:rPr>
+          <w:rStyle w:val="Strong"/>
+          <w:b/>
+          <w:bCs/>
+        </w:rPr>
+        <w:t xml:space="preserve">Aim: </w:t>
+      </w:r>
+      <w:r>
+        <w:rPr>
+          <w:rStyle w:val="Strong"/>
+          <w:b/>
+          <w:bCs/>
+        </w:rPr>
+        <w:t>To demonstrate authentication attacks (brute force and dictionary) and Cross-Site Scripting (XSS) vulnerabilities in a web application.</w:t>
+      </w:r>
+    </w:p>
+    <w:p>
+      <w:pPr>
+        <w:pStyle w:val="Seperator"/>
+      </w:pPr>
+    </w:p>
+    <w:p>
+      <w:pPr>
+        <w:pStyle w:val="Heading"/>
+      </w:pPr>
+      <w:r>
+        <w:t>What is a Cross-Site Scripting Attack (XSS)?</w:t>
+      </w:r>
+    </w:p>
+    <w:p>
+      <w:pPr>
+        <w:pStyle w:val="Text"/>
+      </w:pPr>
+      <w:r>
+        <w:rPr>
+          <w:rStyle w:val="Strong"/>
+        </w:rPr>
+        <w:t>XSS (Cross-Site Scripting)</w:t>
+      </w:r>
+      <w:r>
+        <w:t xml:space="preserve"> is a security vulnerability where an attacker injects malicious JavaScript code into a trusted website. This code then executes in the victim's browser, allowing the attacker to steal data, hijack sessions, or deface pages.</w:t>
+      </w:r>
+    </w:p>
+    <w:p>
+      <w:pPr>
+        <w:pStyle w:val="Seperator"/>
+      </w:pPr>
+    </w:p>
+    <w:p>
+      <w:pPr>
+        <w:pStyle w:val="Heading"/>
+      </w:pPr>
+      <w:r>
+        <w:t>Types</w:t>
+      </w:r>
+    </w:p>
+    <w:tbl>
+      <w:tblPr>
+        <w:tblStyle w:val="TableGrid"/>
+        <w:tblW w:w="0" w:type="auto"/>
+        <w:tblCellMar>
+          <w:top w:w="142" w:type="dxa"/>
+          <w:left w:w="142" w:type="dxa"/>
+          <w:bottom w:w="142" w:type="dxa"/>
+          <w:right w:w="142" w:type="dxa"/>
+        </w:tblCellMar>
+        <w:tblLook w:val="04A0" w:firstRow="1" w:lastRow="0" w:firstColumn="1" w:lastColumn="0" w:noHBand="0" w:noVBand="1"/>
+      </w:tblPr>
+      <w:tblGrid>
+        <w:gridCol w:w="2058"/>
+        <w:gridCol w:w="7678"/>
+      </w:tblGrid>
+      <w:tr>
+        <w:tc>
+          <w:tcPr>
+            <w:tcW w:w="0" w:type="auto"/>
+            <w:hideMark/>
+          </w:tcPr>
+          <w:p>
+            <w:pPr>
+              <w:pStyle w:val="Heading"/>
+              <w:rPr>
+                <w:lang w:eastAsia="en-GB"/>
+              </w:rPr>
+            </w:pPr>
+            <w:r>
+              <w:rPr>
+                <w:lang w:eastAsia="en-GB"/>
+              </w:rPr>
+              <w:t>Type</w:t>
+            </w:r>
+          </w:p>
+        </w:tc>
+        <w:tc>
+          <w:tcPr>
+            <w:tcW w:w="0" w:type="auto"/>
+            <w:hideMark/>
+          </w:tcPr>
+          <w:p>
+            <w:pPr>
+              <w:pStyle w:val="Heading"/>
+              <w:rPr>
+                <w:lang w:eastAsia="en-GB"/>
+              </w:rPr>
+            </w:pPr>
+            <w:r>
+              <w:rPr>
+                <w:lang w:eastAsia="en-GB"/>
+              </w:rPr>
+              <w:t>Description</w:t>
+            </w:r>
+          </w:p>
+        </w:tc>
+      </w:tr>
+      <w:tr>
+        <w:tc>
+          <w:tcPr>
+            <w:tcW w:w="0" w:type="auto"/>
+            <w:hideMark/>
+          </w:tcPr>
+          <w:p>
+            <w:pPr>
+              <w:pStyle w:val="Text"/>
+              <w:rPr>
+                <w:lang w:eastAsia="en-GB"/>
+              </w:rPr>
+            </w:pPr>
+            <w:r>
+              <w:rPr>
+                <w:lang w:eastAsia="en-GB"/>
+              </w:rPr>
+              <w:t>Stored (Persistent)</w:t>
+            </w:r>
+          </w:p>
+        </w:tc>
+        <w:tc>
+          <w:tcPr>
+            <w:tcW w:w="0" w:type="auto"/>
+            <w:hideMark/>
+          </w:tcPr>
+          <w:p>
+            <w:pPr>
+              <w:pStyle w:val="Text"/>
+              <w:rPr>
+                <w:lang w:eastAsia="en-GB"/>
+              </w:rPr>
+            </w:pPr>
+            <w:r>
+              <w:rPr>
+                <w:lang w:eastAsia="en-GB"/>
+              </w:rPr>
+              <w:t>Malicious script is permanently stored on the server (e.g., in a database, comment section). Every user who views that page gets attacked.</w:t>
+            </w:r>
+          </w:p>
+        </w:tc>
+      </w:tr>
+      <w:tr>
+        <w:tc>
+          <w:tcPr>
+            <w:tcW w:w="0" w:type="auto"/>
+            <w:hideMark/>
+          </w:tcPr>
+          <w:p>
+            <w:pPr>
+              <w:pStyle w:val="Text"/>
+              <w:rPr>
+                <w:lang w:eastAsia="en-GB"/>
+              </w:rPr>
+            </w:pPr>
+            <w:r>
+              <w:rPr>
+                <w:lang w:eastAsia="en-GB"/>
+              </w:rPr>
+              <w:t>Reflected (Non-Persistent)</w:t>
+            </w:r>
+          </w:p>
+        </w:tc>
+        <w:tc>
+          <w:tcPr>
+            <w:tcW w:w="0" w:type="auto"/>
+            <w:hideMark/>
+          </w:tcPr>
+          <w:p>
+            <w:pPr>
+              <w:pStyle w:val="Text"/>
+              <w:rPr>
+                <w:lang w:eastAsia="en-GB"/>
+              </w:rPr>
+            </w:pPr>
+            <w:r>
+              <w:rPr>
+                <w:lang w:eastAsia="en-GB"/>
+              </w:rPr>
+              <w:t>Script is reflected off the server via a URL or search query. Victim must click a malicious link for it to trigger.</w:t>
+            </w:r>
+          </w:p>
+        </w:tc>
+      </w:tr>
+      <w:tr>
+        <w:tc>
+          <w:tcPr>
+            <w:tcW w:w="0" w:type="auto"/>
+            <w:hideMark/>
+          </w:tcPr>
+          <w:p>
+            <w:pPr>
+              <w:pStyle w:val="Text"/>
+              <w:rPr>
+                <w:lang w:eastAsia="en-GB"/>
+              </w:rPr>
+            </w:pPr>
+            <w:r>
+              <w:rPr>
+                <w:lang w:eastAsia="en-GB"/>
+              </w:rPr>
+              <w:t>DOM-Based</w:t>
+            </w:r>
+          </w:p>
+        </w:tc>
+        <w:tc>
+          <w:tcPr>
+            <w:tcW w:w="0" w:type="auto"/>
+            <w:hideMark/>
+          </w:tcPr>
+          <w:p>
+            <w:pPr>
+              <w:pStyle w:val="Text"/>
+              <w:rPr>
+                <w:lang w:eastAsia="en-GB"/>
+              </w:rPr>
+            </w:pPr>
+            <w:r>
+              <w:rPr>
+                <w:lang w:eastAsia="en-GB"/>
+              </w:rPr>
+              <w:t>Script runs entirely on the client-side by manipulating the DOM (no server interaction needed).</w:t>
+            </w:r>
+          </w:p>
+        </w:tc>
+      </w:tr>
+    </w:tbl>
+    <w:p>
+      <w:pPr>
+        <w:pStyle w:val="Seperator"/>
+      </w:pPr>
+    </w:p>
+    <w:p>
+      <w:pPr>
+        <w:pStyle w:val="Heading"/>
+      </w:pPr>
+      <w:r>
+        <w:t>Common attack outcomes:</w:t>
+      </w:r>
+    </w:p>
+    <w:p>
+      <w:pPr>
+        <w:pStyle w:val="CList"/>
+      </w:pPr>
+      <w:r>
+        <w:t xml:space="preserve">Steal cookies and session tokens </w:t>
+      </w:r>
+      <w:r>
+        <w:t>to</w:t>
+      </w:r>
+      <w:r>
+        <w:t xml:space="preserve"> hijack user accounts</w:t>
+      </w:r>
+    </w:p>
+    <w:p>
+      <w:pPr>
+        <w:pStyle w:val="CList"/>
+      </w:pPr>
+      <w:r>
+        <w:t xml:space="preserve">Capture keystrokes </w:t>
+      </w:r>
+      <w:r>
+        <w:t>of</w:t>
+      </w:r>
+      <w:r>
+        <w:t xml:space="preserve"> log passwords and sensitive info</w:t>
+      </w:r>
+    </w:p>
+    <w:p>
+      <w:pPr>
+        <w:pStyle w:val="CList"/>
+      </w:pPr>
+      <w:r>
+        <w:t>Deface websites</w:t>
+      </w:r>
+    </w:p>
+    <w:p>
+      <w:pPr>
+        <w:pStyle w:val="CList"/>
+      </w:pPr>
+      <w:r>
+        <w:t>Redirect users to phishing pages</w:t>
+      </w:r>
+    </w:p>
+    <w:p>
+      <w:pPr>
+        <w:pStyle w:val="CList"/>
+      </w:pPr>
+      <w:r>
+        <w:t>Perform actions on behalf of the victim (e.g., change password, transfer money)</w:t>
+      </w:r>
+    </w:p>
+    <w:p>
+      <w:pPr>
+        <w:pStyle w:val="Seperator"/>
+      </w:pPr>
+    </w:p>
+    <w:p>
+      <w:pPr>
+        <w:pStyle w:val="Text"/>
+      </w:pPr>
+      <w:r>
+        <w:rPr>
+          <w:noProof/>
+        </w:rPr>
+        <w:drawing>
+          <wp:inline distT="0" distB="0" distL="0" distR="0" wp14:anchorId="3E792755" wp14:editId="6517E98C">
+            <wp:extent cx="6180988" cy="2640787"/>
+            <wp:effectExtent l="0" t="0" r="0" b="7620"/>
+            <wp:docPr id="20" name="Picture 20"/>
+            <wp:cNvGraphicFramePr>
+              <a:graphicFrameLocks xmlns:a="http://schemas.openxmlformats.org/drawingml/2006/main" noChangeAspect="1"/>
+            </wp:cNvGraphicFramePr>
+            <a:graphic xmlns:a="http://schemas.openxmlformats.org/drawingml/2006/main">
+              <a:graphicData uri="http://schemas.openxmlformats.org/drawingml/2006/picture">
+                <pic:pic xmlns:pic="http://schemas.openxmlformats.org/drawingml/2006/picture">
+                  <pic:nvPicPr>
+                    <pic:cNvPr id="1" name=""/>
+                    <pic:cNvPicPr/>
+                  </pic:nvPicPr>
+                  <pic:blipFill rotWithShape="1">
+                    <a:blip r:embed="rId9"/>
+                    <a:srcRect t="-1" b="24043"/>
+                    <a:stretch/>
+                  </pic:blipFill>
+                  <pic:spPr bwMode="auto">
+                    <a:xfrm>
+                      <a:off x="0" y="0"/>
+                      <a:ext cx="6180988" cy="2640787"/>
+                    </a:xfrm>
+                    <a:prstGeom prst="rect">
+                      <a:avLst/>
+                    </a:prstGeom>
+                    <a:ln>
+                      <a:noFill/>
+                    </a:ln>
+                    <a:extLst>
+                      <a:ext uri="{53640926-AAD7-44D8-BBD7-CCE9431645EC}">
+                        <a14:shadowObscured xmlns:a14="http://schemas.microsoft.com/office/drawing/2010/main"/>
+                      </a:ext>
+                    </a:extLst>
+                  </pic:spPr>
+                </pic:pic>
+              </a:graphicData>
+            </a:graphic>
+          </wp:inline>
+        </w:drawing>
+      </w:r>
+    </w:p>
+    <w:p>
+      <w:pPr>
+        <w:pStyle w:val="Text"/>
+        <w:jc w:val="center"/>
+      </w:pPr>
+      <w:r>
+        <w:t>Script for XSS Attack</w:t>
+      </w:r>
+    </w:p>
+    <w:p>
+      <w:pPr>
+        <w:pStyle w:val="Text"/>
+        <w:rPr>
+          <w:noProof/>
+        </w:rPr>
+      </w:pPr>
+    </w:p>
+    <w:p>
+      <w:pPr>
+        <w:pStyle w:val="Text"/>
+      </w:pPr>
+      <w:r>
+        <w:rPr>
+          <w:noProof/>
+        </w:rPr>
+        <w:drawing>
+          <wp:inline distT="0" distB="0" distL="0" distR="0" wp14:anchorId="132D8079" wp14:editId="17F3ADF3">
+            <wp:extent cx="6188710" cy="3481070"/>
+            <wp:effectExtent l="0" t="0" r="2540" b="5080"/>
+            <wp:docPr id="21" name="Picture 21"/>
+            <wp:cNvGraphicFramePr>
+              <a:graphicFrameLocks xmlns:a="http://schemas.openxmlformats.org/drawingml/2006/main" noChangeAspect="1"/>
+            </wp:cNvGraphicFramePr>
+            <a:graphic xmlns:a="http://schemas.openxmlformats.org/drawingml/2006/main">
+              <a:graphicData uri="http://schemas.openxmlformats.org/drawingml/2006/picture">
+                <pic:pic xmlns:pic="http://schemas.openxmlformats.org/drawingml/2006/picture">
+                  <pic:nvPicPr>
+                    <pic:cNvPr id="1" name=""/>
+                    <pic:cNvPicPr/>
+                  </pic:nvPicPr>
+                  <pic:blipFill>
+                    <a:blip r:embed="rId10"/>
+                    <a:stretch>
+                      <a:fillRect/>
+                    </a:stretch>
+                  </pic:blipFill>
+                  <pic:spPr>
+                    <a:xfrm>
+                      <a:off x="0" y="0"/>
+                      <a:ext cx="6188710" cy="3481070"/>
+                    </a:xfrm>
+                    <a:prstGeom prst="rect">
+                      <a:avLst/>
+                    </a:prstGeom>
+                  </pic:spPr>
+                </pic:pic>
+              </a:graphicData>
+            </a:graphic>
+          </wp:inline>
+        </w:drawing>
+      </w:r>
+    </w:p>
+    <w:p>
+      <w:pPr>
+        <w:pStyle w:val="Text"/>
+        <w:jc w:val="center"/>
+      </w:pPr>
+      <w:r>
+        <w:t xml:space="preserve">Entering XSS attack </w:t>
+      </w:r>
+      <w:r>
+        <w:t>JavaScript</w:t>
+      </w:r>
+      <w:r>
+        <w:t xml:space="preserve"> code in the input</w:t>
+      </w:r>
+      <w:r>
+        <w:t xml:space="preserve"> field</w:t>
+      </w:r>
+    </w:p>
+    <w:p>
+      <w:pPr>
+        <w:pStyle w:val="Text"/>
+      </w:pPr>
+    </w:p>
+    <w:p>
+      <w:pPr>
+        <w:pStyle w:val="Text"/>
+      </w:pPr>
+      <w:r>
+        <w:rPr>
+          <w:noProof/>
+        </w:rPr>
+        <w:drawing>
+          <wp:inline distT="0" distB="0" distL="0" distR="0" wp14:anchorId="7AD74711" wp14:editId="53B59244">
+            <wp:extent cx="6188710" cy="3481070"/>
+            <wp:effectExtent l="0" t="0" r="2540" b="5080"/>
+            <wp:docPr id="22" name="Picture 22"/>
+            <wp:cNvGraphicFramePr>
+              <a:graphicFrameLocks xmlns:a="http://schemas.openxmlformats.org/drawingml/2006/main" noChangeAspect="1"/>
+            </wp:cNvGraphicFramePr>
+            <a:graphic xmlns:a="http://schemas.openxmlformats.org/drawingml/2006/main">
+              <a:graphicData uri="http://schemas.openxmlformats.org/drawingml/2006/picture">
+                <pic:pic xmlns:pic="http://schemas.openxmlformats.org/drawingml/2006/picture">
+                  <pic:nvPicPr>
+                    <pic:cNvPr id="1" name=""/>
+                    <pic:cNvPicPr/>
+                  </pic:nvPicPr>
+                  <pic:blipFill>
+                    <a:blip r:embed="rId11"/>
+                    <a:stretch>
+                      <a:fillRect/>
+                    </a:stretch>
+                  </pic:blipFill>
+                  <pic:spPr>
+                    <a:xfrm>
+                      <a:off x="0" y="0"/>
+                      <a:ext cx="6188710" cy="3481070"/>
+                    </a:xfrm>
+                    <a:prstGeom prst="rect">
+                      <a:avLst/>
+                    </a:prstGeom>
+                  </pic:spPr>
+                </pic:pic>
+              </a:graphicData>
+            </a:graphic>
+          </wp:inline>
+        </w:drawing>
+      </w:r>
+    </w:p>
+    <w:p>
+      <w:pPr>
+        <w:pStyle w:val="Text"/>
+        <w:jc w:val="center"/>
+      </w:pPr>
+      <w:r>
+        <w:t>Output</w:t>
+      </w:r>
+      <w:r>
+        <w:t xml:space="preserve"> of XSS Attack</w:t>
+      </w:r>
+    </w:p>
+    <w:p>
+      <w:pPr>
+        <w:pStyle w:val="Text"/>
+        <w:rPr>
+          <w:noProof/>
+        </w:rPr>
+      </w:pPr>
+    </w:p>
+    <w:p>
+      <w:pPr>
+        <w:pStyle w:val="Text"/>
+        <w:rPr>
+          <w:noProof/>
+        </w:rPr>
+      </w:pPr>
+    </w:p>
+    <w:p>
+      <w:pPr>
+        <w:pStyle w:val="Text"/>
+      </w:pPr>
+      <w:r>
+        <w:rPr>
+          <w:noProof/>
+        </w:rPr>
+        <w:drawing>
+          <wp:inline distT="0" distB="0" distL="0" distR="0" wp14:anchorId="6F3C49D3" wp14:editId="48AF5D62">
+            <wp:extent cx="6188710" cy="3481070"/>
+            <wp:effectExtent l="0" t="0" r="2540" b="5080"/>
+            <wp:docPr id="23" name="Picture 23"/>
+            <wp:cNvGraphicFramePr>
+              <a:graphicFrameLocks xmlns:a="http://schemas.openxmlformats.org/drawingml/2006/main" noChangeAspect="1"/>
+            </wp:cNvGraphicFramePr>
+            <a:graphic xmlns:a="http://schemas.openxmlformats.org/drawingml/2006/main">
+              <a:graphicData uri="http://schemas.openxmlformats.org/drawingml/2006/picture">
+                <pic:pic xmlns:pic="http://schemas.openxmlformats.org/drawingml/2006/picture">
+                  <pic:nvPicPr>
+                    <pic:cNvPr id="1" name=""/>
+                    <pic:cNvPicPr/>
+                  </pic:nvPicPr>
+                  <pic:blipFill>
+                    <a:blip r:embed="rId12"/>
+                    <a:stretch>
+                      <a:fillRect/>
+                    </a:stretch>
+                  </pic:blipFill>
+                  <pic:spPr>
+                    <a:xfrm>
+                      <a:off x="0" y="0"/>
+                      <a:ext cx="6188710" cy="3481070"/>
+                    </a:xfrm>
+                    <a:prstGeom prst="rect">
+                      <a:avLst/>
+                    </a:prstGeom>
+                  </pic:spPr>
+                </pic:pic>
+              </a:graphicData>
+            </a:graphic>
+          </wp:inline>
+        </w:drawing>
+      </w:r>
+    </w:p>
+    <w:p>
+      <w:pPr>
+        <w:pStyle w:val="Text"/>
+        <w:jc w:val="center"/>
+      </w:pPr>
+      <w:r>
+        <w:t>XSS attack script to check cookie</w:t>
+      </w:r>
+    </w:p>
+    <w:p>
+      <w:pPr>
+        <w:pStyle w:val="Text"/>
+        <w:jc w:val="center"/>
+      </w:pPr>
+    </w:p>
+    <w:p>
+      <w:pPr>
+        <w:pStyle w:val="Text"/>
+      </w:pPr>
+      <w:r>
+        <w:rPr>
+          <w:noProof/>
+        </w:rPr>
+        <w:drawing>
+          <wp:inline distT="0" distB="0" distL="0" distR="0" wp14:anchorId="2BE17A8E" wp14:editId="1FB18167">
+            <wp:extent cx="6188710" cy="3481070"/>
+            <wp:effectExtent l="0" t="0" r="2540" b="5080"/>
+            <wp:docPr id="24" name="Picture 24"/>
+            <wp:cNvGraphicFramePr>
+              <a:graphicFrameLocks xmlns:a="http://schemas.openxmlformats.org/drawingml/2006/main" noChangeAspect="1"/>
+            </wp:cNvGraphicFramePr>
+            <a:graphic xmlns:a="http://schemas.openxmlformats.org/drawingml/2006/main">
+              <a:graphicData uri="http://schemas.openxmlformats.org/drawingml/2006/picture">
+                <pic:pic xmlns:pic="http://schemas.openxmlformats.org/drawingml/2006/picture">
+                  <pic:nvPicPr>
+                    <pic:cNvPr id="1" name=""/>
+                    <pic:cNvPicPr/>
+                  </pic:nvPicPr>
+                  <pic:blipFill>
+                    <a:blip r:embed="rId13"/>
+                    <a:stretch>
+                      <a:fillRect/>
+                    </a:stretch>
+                  </pic:blipFill>
+                  <pic:spPr>
+                    <a:xfrm>
+                      <a:off x="0" y="0"/>
+                      <a:ext cx="6188710" cy="3481070"/>
+                    </a:xfrm>
+                    <a:prstGeom prst="rect">
+                      <a:avLst/>
+                    </a:prstGeom>
+                  </pic:spPr>
+                </pic:pic>
+              </a:graphicData>
+            </a:graphic>
+          </wp:inline>
+        </w:drawing>
+      </w:r>
+    </w:p>
+    <w:p>
+      <w:pPr>
+        <w:pStyle w:val="Text"/>
+        <w:jc w:val="center"/>
+      </w:pPr>
+      <w:r>
+        <w:t>Cookie details</w:t>
+      </w:r>
+    </w:p>
+    <w:p>
+      <w:pPr>
+        <w:pStyle w:val="Text"/>
+        <w:jc w:val="center"/>
+      </w:pPr>
+    </w:p>
+    <w:p>
+      <w:pPr>
+        <w:pStyle w:val="Heading"/>
+      </w:pPr>
+      <w:r>
+        <w:rPr>
+          <w:noProof/>
+        </w:rPr>
+        <w:lastRenderedPageBreak/>
+        <w:drawing>
+          <wp:anchor distT="0" distB="0" distL="114300" distR="114300" simplePos="0" relativeHeight="251658240" behindDoc="0" locked="0" layoutInCell="1" allowOverlap="1" wp14:anchorId="23B17CA3" wp14:editId="3673EBFF">
+            <wp:simplePos x="0" y="0"/>
+            <wp:positionH relativeFrom="margin">
+              <wp:align>right</wp:align>
+            </wp:positionH>
+            <wp:positionV relativeFrom="paragraph">
+              <wp:posOffset>28</wp:posOffset>
+            </wp:positionV>
+            <wp:extent cx="2759710" cy="2519680"/>
+            <wp:effectExtent l="0" t="0" r="2540" b="0"/>
+            <wp:wrapThrough wrapText="bothSides">
+              <wp:wrapPolygon edited="0">
+                <wp:start x="0" y="0"/>
+                <wp:lineTo x="0" y="21393"/>
+                <wp:lineTo x="21471" y="21393"/>
+                <wp:lineTo x="21471" y="0"/>
+                <wp:lineTo x="0" y="0"/>
+              </wp:wrapPolygon>
+            </wp:wrapThrough>
+            <wp:docPr id="8" name="Picture 8"/>
+            <wp:cNvGraphicFramePr>
+              <a:graphicFrameLocks xmlns:a="http://schemas.openxmlformats.org/drawingml/2006/main" noChangeAspect="1"/>
+            </wp:cNvGraphicFramePr>
+            <a:graphic xmlns:a="http://schemas.openxmlformats.org/drawingml/2006/main">
+              <a:graphicData uri="http://schemas.openxmlformats.org/drawingml/2006/picture">
+                <pic:pic xmlns:pic="http://schemas.openxmlformats.org/drawingml/2006/picture">
+                  <pic:nvPicPr>
+                    <pic:cNvPr id="8" name="Picture 8"/>
+                    <pic:cNvPicPr/>
+                  </pic:nvPicPr>
+                  <pic:blipFill>
+                    <a:blip r:embed="rId14">
+                      <a:extLst>
+                        <a:ext uri="{28A0092B-C50C-407E-A947-70E740481C1C}">
+                          <a14:useLocalDpi xmlns:a14="http://schemas.microsoft.com/office/drawing/2010/main" val="0"/>
+                        </a:ext>
+                      </a:extLst>
+                    </a:blip>
+                    <a:stretch>
+                      <a:fillRect/>
+                    </a:stretch>
+                  </pic:blipFill>
+                  <pic:spPr>
+                    <a:xfrm>
+                      <a:off x="0" y="0"/>
+                      <a:ext cx="2759710" cy="2519680"/>
+                    </a:xfrm>
+                    <a:prstGeom prst="rect">
+                      <a:avLst/>
+                    </a:prstGeom>
+                  </pic:spPr>
+                </pic:pic>
+              </a:graphicData>
+            </a:graphic>
+          </wp:anchor>
+        </w:drawing>
+      </w:r>
+      <w:r>
+        <w:t>W</w:t>
+      </w:r>
+      <w:r>
+        <w:t xml:space="preserve">hat is </w:t>
+      </w:r>
+      <w:r>
+        <w:t>B</w:t>
+      </w:r>
+      <w:r>
+        <w:t xml:space="preserve">rute </w:t>
+      </w:r>
+      <w:r>
+        <w:t>F</w:t>
+      </w:r>
+      <w:r>
+        <w:t xml:space="preserve">orce </w:t>
+      </w:r>
+      <w:r>
+        <w:t>A</w:t>
+      </w:r>
+      <w:r>
+        <w:t>ttack</w:t>
+      </w:r>
+      <w:r>
+        <w:t>?</w:t>
+      </w:r>
+    </w:p>
+    <w:p>
+      <w:pPr>
+        <w:pStyle w:val="Text"/>
+      </w:pPr>
+      <w:r>
+        <w:t>Brute force is a method where attackers try all possible passwords until the right one is found. It doesn’t exploit software flaws but relies on trial-and-error testing.</w:t>
+      </w:r>
+    </w:p>
+    <w:p>
+      <w:pPr>
+        <w:pStyle w:val="Text"/>
+        <w:rPr>
+          <w:noProof/>
+        </w:rPr>
+      </w:pPr>
+      <w:r>
+        <w:t>The attack may use common wordlists (dictionary) or full character sets. Though slow, weak passwords can be cracked quickly with powerful systems.</w:t>
+      </w:r>
+      <w:r>
+        <w:rPr>
+          <w:noProof/>
+        </w:rPr>
+        <w:t xml:space="preserve"> </w:t>
+      </w:r>
+    </w:p>
+    <w:p>
+      <w:pPr>
+        <w:pStyle w:val="Text"/>
+        <w:rPr>
+          <w:noProof/>
+        </w:rPr>
+      </w:pPr>
+    </w:p>
+    <w:p>
+      <w:pPr>
+        <w:pStyle w:val="Text"/>
+        <w:rPr>
+          <w:noProof/>
+        </w:rPr>
+      </w:pPr>
+    </w:p>
+    <w:p>
+      <w:pPr>
+        <w:pStyle w:val="Text"/>
+        <w:rPr>
+          <w:noProof/>
+        </w:rPr>
+      </w:pPr>
+    </w:p>
+    <w:p>
+      <w:pPr>
+        <w:pStyle w:val="Text"/>
+      </w:pPr>
+    </w:p>
+    <w:p>
+      <w:pPr>
+        <w:pStyle w:val="Text"/>
+      </w:pPr>
+    </w:p>
+    <w:p>
+      <w:pPr>
+        <w:pStyle w:val="Text"/>
+      </w:pPr>
+      <w:r>
+        <w:rPr>
+          <w:noProof/>
+        </w:rPr>
+        <w:drawing>
+          <wp:inline distT="0" distB="0" distL="0" distR="0" wp14:anchorId="6DF77DA6" wp14:editId="7193E41F">
+            <wp:extent cx="2997725" cy="2520000"/>
+            <wp:effectExtent l="0" t="0" r="0" b="0"/>
+            <wp:docPr id="1" name="Picture 1"/>
+            <wp:cNvGraphicFramePr>
+              <a:graphicFrameLocks xmlns:a="http://schemas.openxmlformats.org/drawingml/2006/main" noChangeAspect="1"/>
+            </wp:cNvGraphicFramePr>
+            <a:graphic xmlns:a="http://schemas.openxmlformats.org/drawingml/2006/main">
+              <a:graphicData uri="http://schemas.openxmlformats.org/drawingml/2006/picture">
+                <pic:pic xmlns:pic="http://schemas.openxmlformats.org/drawingml/2006/picture">
+                  <pic:nvPicPr>
+                    <pic:cNvPr id="1" name=""/>
+                    <pic:cNvPicPr/>
+                  </pic:nvPicPr>
+                  <pic:blipFill>
+                    <a:blip r:embed="rId15"/>
+                    <a:stretch>
+                      <a:fillRect/>
+                    </a:stretch>
+                  </pic:blipFill>
+                  <pic:spPr>
+                    <a:xfrm>
+                      <a:off x="0" y="0"/>
+                      <a:ext cx="2997725" cy="2520000"/>
+                    </a:xfrm>
+                    <a:prstGeom prst="rect">
+                      <a:avLst/>
+                    </a:prstGeom>
+                  </pic:spPr>
+                </pic:pic>
+              </a:graphicData>
+            </a:graphic>
+          </wp:inline>
+        </w:drawing>
+      </w:r>
+      <w:r>
+        <w:rPr>
+          <w:noProof/>
+        </w:rPr>
+        <w:t xml:space="preserve">     </w:t>
+      </w:r>
+      <w:r>
+        <w:rPr>
+          <w:noProof/>
+        </w:rPr>
+        <w:drawing>
+          <wp:inline distT="0" distB="0" distL="0" distR="0" wp14:anchorId="5F8C3BE8" wp14:editId="21E31331">
+            <wp:extent cx="2997725" cy="2520000"/>
+            <wp:effectExtent l="0" t="0" r="0" b="0"/>
+            <wp:docPr id="2" name="Picture 2"/>
+            <wp:cNvGraphicFramePr>
+              <a:graphicFrameLocks xmlns:a="http://schemas.openxmlformats.org/drawingml/2006/main" noChangeAspect="1"/>
+            </wp:cNvGraphicFramePr>
+            <a:graphic xmlns:a="http://schemas.openxmlformats.org/drawingml/2006/main">
+              <a:graphicData uri="http://schemas.openxmlformats.org/drawingml/2006/picture">
+                <pic:pic xmlns:pic="http://schemas.openxmlformats.org/drawingml/2006/picture">
+                  <pic:nvPicPr>
+                    <pic:cNvPr id="1" name=""/>
+                    <pic:cNvPicPr/>
+                  </pic:nvPicPr>
+                  <pic:blipFill>
+                    <a:blip r:embed="rId16"/>
+                    <a:stretch>
+                      <a:fillRect/>
+                    </a:stretch>
+                  </pic:blipFill>
+                  <pic:spPr>
+                    <a:xfrm>
+                      <a:off x="0" y="0"/>
+                      <a:ext cx="2997725" cy="2520000"/>
+                    </a:xfrm>
+                    <a:prstGeom prst="rect">
+                      <a:avLst/>
+                    </a:prstGeom>
+                  </pic:spPr>
+                </pic:pic>
+              </a:graphicData>
+            </a:graphic>
+          </wp:inline>
+        </w:drawing>
+      </w:r>
+    </w:p>
+    <w:p>
+      <w:pPr>
+        <w:pStyle w:val="Text"/>
+      </w:pPr>
+      <w:r>
+        <w:rPr>
+          <w:noProof/>
+        </w:rPr>
+        <w:drawing>
+          <wp:inline distT="0" distB="0" distL="0" distR="0" wp14:anchorId="24F245EB" wp14:editId="791288B8">
+            <wp:extent cx="2997725" cy="2520000"/>
+            <wp:effectExtent l="0" t="0" r="0" b="0"/>
+            <wp:docPr id="3" name="Picture 3"/>
+            <wp:cNvGraphicFramePr>
+              <a:graphicFrameLocks xmlns:a="http://schemas.openxmlformats.org/drawingml/2006/main" noChangeAspect="1"/>
+            </wp:cNvGraphicFramePr>
+            <a:graphic xmlns:a="http://schemas.openxmlformats.org/drawingml/2006/main">
+              <a:graphicData uri="http://schemas.openxmlformats.org/drawingml/2006/picture">
+                <pic:pic xmlns:pic="http://schemas.openxmlformats.org/drawingml/2006/picture">
+                  <pic:nvPicPr>
+                    <pic:cNvPr id="1" name=""/>
+                    <pic:cNvPicPr/>
+                  </pic:nvPicPr>
+                  <pic:blipFill>
+                    <a:blip r:embed="rId17"/>
+                    <a:stretch>
+                      <a:fillRect/>
+                    </a:stretch>
+                  </pic:blipFill>
+                  <pic:spPr>
+                    <a:xfrm>
+                      <a:off x="0" y="0"/>
+                      <a:ext cx="2997725" cy="2520000"/>
+                    </a:xfrm>
+                    <a:prstGeom prst="rect">
+                      <a:avLst/>
+                    </a:prstGeom>
+                  </pic:spPr>
+                </pic:pic>
+              </a:graphicData>
+            </a:graphic>
+          </wp:inline>
+        </w:drawing>
+      </w:r>
+      <w:r>
+        <w:rPr>
+          <w:noProof/>
+        </w:rPr>
+        <w:t xml:space="preserve">     </w:t>
+      </w:r>
+      <w:r>
+        <w:rPr>
+          <w:noProof/>
+        </w:rPr>
+        <w:drawing>
+          <wp:inline distT="0" distB="0" distL="0" distR="0" wp14:anchorId="644D5337" wp14:editId="057E5A66">
+            <wp:extent cx="2997725" cy="2520000"/>
+            <wp:effectExtent l="0" t="0" r="0" b="0"/>
+            <wp:docPr id="4" name="Picture 4"/>
+            <wp:cNvGraphicFramePr>
+              <a:graphicFrameLocks xmlns:a="http://schemas.openxmlformats.org/drawingml/2006/main" noChangeAspect="1"/>
+            </wp:cNvGraphicFramePr>
+            <a:graphic xmlns:a="http://schemas.openxmlformats.org/drawingml/2006/main">
+              <a:graphicData uri="http://schemas.openxmlformats.org/drawingml/2006/picture">
+                <pic:pic xmlns:pic="http://schemas.openxmlformats.org/drawingml/2006/picture">
+                  <pic:nvPicPr>
+                    <pic:cNvPr id="1" name=""/>
+                    <pic:cNvPicPr/>
+                  </pic:nvPicPr>
+                  <pic:blipFill>
+                    <a:blip r:embed="rId18"/>
+                    <a:stretch>
+                      <a:fillRect/>
+                    </a:stretch>
+                  </pic:blipFill>
+                  <pic:spPr>
+                    <a:xfrm>
+                      <a:off x="0" y="0"/>
+                      <a:ext cx="2997725" cy="2520000"/>
+                    </a:xfrm>
+                    <a:prstGeom prst="rect">
+                      <a:avLst/>
+                    </a:prstGeom>
+                  </pic:spPr>
+                </pic:pic>
+              </a:graphicData>
+            </a:graphic>
+          </wp:inline>
+        </w:drawing>
+      </w:r>
+    </w:p>
+    <w:p>
+      <w:pPr>
+        <w:pStyle w:val="Text"/>
+      </w:pPr>
+    </w:p>
+    <w:p>
+      <w:pPr>
+        <w:pStyle w:val="Text"/>
+      </w:pPr>
+    </w:p>
+    <w:p>
+      <w:pPr>
+        <w:pStyle w:val="Text"/>
+      </w:pPr>
+      <w:r>
+        <w:rPr>
+          <w:noProof/>
+        </w:rPr>
+        <w:drawing>
+          <wp:inline distT="0" distB="0" distL="0" distR="0" wp14:anchorId="57D230C9" wp14:editId="70F12156">
+            <wp:extent cx="6188710" cy="3481070"/>
+            <wp:effectExtent l="0" t="0" r="2540" b="5080"/>
+            <wp:docPr id="5" name="Picture 5"/>
+            <wp:cNvGraphicFramePr>
+              <a:graphicFrameLocks xmlns:a="http://schemas.openxmlformats.org/drawingml/2006/main" noChangeAspect="1"/>
+            </wp:cNvGraphicFramePr>
+            <a:graphic xmlns:a="http://schemas.openxmlformats.org/drawingml/2006/main">
+              <a:graphicData uri="http://schemas.openxmlformats.org/drawingml/2006/picture">
+                <pic:pic xmlns:pic="http://schemas.openxmlformats.org/drawingml/2006/picture">
+                  <pic:nvPicPr>
+                    <pic:cNvPr id="1" name=""/>
+                    <pic:cNvPicPr/>
+                  </pic:nvPicPr>
+                  <pic:blipFill>
+                    <a:blip r:embed="rId19"/>
+                    <a:stretch>
+                      <a:fillRect/>
+                    </a:stretch>
+                  </pic:blipFill>
+                  <pic:spPr>
+                    <a:xfrm>
+                      <a:off x="0" y="0"/>
+                      <a:ext cx="6188710" cy="3481070"/>
+                    </a:xfrm>
+                    <a:prstGeom prst="rect">
+                      <a:avLst/>
+                    </a:prstGeom>
+                  </pic:spPr>
+                </pic:pic>
+              </a:graphicData>
+            </a:graphic>
+          </wp:inline>
+        </w:drawing>
+      </w:r>
+    </w:p>
+    <w:p>
+      <w:pPr>
+        <w:pStyle w:val="Text"/>
+        <w:jc w:val="center"/>
+      </w:pPr>
+      <w:r>
+        <w:t>Burp Suite Dashboard</w:t>
+      </w:r>
+    </w:p>
+    <w:p>
+      <w:pPr>
+        <w:pStyle w:val="Text"/>
+        <w:jc w:val="center"/>
+      </w:pPr>
+    </w:p>
+    <w:p>
+      <w:pPr>
+        <w:pStyle w:val="Text"/>
+      </w:pPr>
+      <w:r>
+        <w:rPr>
+          <w:noProof/>
+        </w:rPr>
+        <w:drawing>
+          <wp:inline distT="0" distB="0" distL="0" distR="0" wp14:anchorId="165E379A" wp14:editId="178D54DF">
+            <wp:extent cx="6188710" cy="3481070"/>
+            <wp:effectExtent l="0" t="0" r="2540" b="5080"/>
+            <wp:docPr id="6" name="Picture 6"/>
+            <wp:cNvGraphicFramePr>
+              <a:graphicFrameLocks xmlns:a="http://schemas.openxmlformats.org/drawingml/2006/main" noChangeAspect="1"/>
+            </wp:cNvGraphicFramePr>
+            <a:graphic xmlns:a="http://schemas.openxmlformats.org/drawingml/2006/main">
+              <a:graphicData uri="http://schemas.openxmlformats.org/drawingml/2006/picture">
+                <pic:pic xmlns:pic="http://schemas.openxmlformats.org/drawingml/2006/picture">
+                  <pic:nvPicPr>
+                    <pic:cNvPr id="1" name=""/>
+                    <pic:cNvPicPr/>
+                  </pic:nvPicPr>
+                  <pic:blipFill>
+                    <a:blip r:embed="rId20"/>
+                    <a:stretch>
+                      <a:fillRect/>
+                    </a:stretch>
+                  </pic:blipFill>
+                  <pic:spPr>
+                    <a:xfrm>
+                      <a:off x="0" y="0"/>
+                      <a:ext cx="6188710" cy="3481070"/>
+                    </a:xfrm>
+                    <a:prstGeom prst="rect">
+                      <a:avLst/>
+                    </a:prstGeom>
+                  </pic:spPr>
+                </pic:pic>
+              </a:graphicData>
+            </a:graphic>
+          </wp:inline>
+        </w:drawing>
+      </w:r>
+    </w:p>
+    <w:p>
+      <w:pPr>
+        <w:pStyle w:val="Text"/>
+        <w:jc w:val="center"/>
+      </w:pPr>
+      <w:r>
+        <w:t>On ‘Proxy Intercept’ Page</w:t>
+      </w:r>
+    </w:p>
+    <w:p>
+      <w:pPr>
+        <w:pStyle w:val="Text"/>
+      </w:pPr>
+    </w:p>
+    <w:p>
+      <w:pPr>
+        <w:pStyle w:val="Text"/>
+      </w:pPr>
+    </w:p>
+    <w:p>
+      <w:pPr>
+        <w:pStyle w:val="Text"/>
+      </w:pPr>
+      <w:r>
+        <w:rPr>
+          <w:noProof/>
+        </w:rPr>
+        <w:drawing>
+          <wp:inline distT="0" distB="0" distL="0" distR="0" wp14:anchorId="37D89706" wp14:editId="64650210">
+            <wp:extent cx="6188710" cy="3481070"/>
+            <wp:effectExtent l="0" t="0" r="2540" b="5080"/>
+            <wp:docPr id="7" name="Picture 7"/>
+            <wp:cNvGraphicFramePr>
+              <a:graphicFrameLocks xmlns:a="http://schemas.openxmlformats.org/drawingml/2006/main" noChangeAspect="1"/>
+            </wp:cNvGraphicFramePr>
+            <a:graphic xmlns:a="http://schemas.openxmlformats.org/drawingml/2006/main">
+              <a:graphicData uri="http://schemas.openxmlformats.org/drawingml/2006/picture">
+                <pic:pic xmlns:pic="http://schemas.openxmlformats.org/drawingml/2006/picture">
+                  <pic:nvPicPr>
+                    <pic:cNvPr id="1" name=""/>
+                    <pic:cNvPicPr/>
+                  </pic:nvPicPr>
+                  <pic:blipFill>
+                    <a:blip r:embed="rId21"/>
+                    <a:stretch>
+                      <a:fillRect/>
+                    </a:stretch>
+                  </pic:blipFill>
+                  <pic:spPr>
+                    <a:xfrm>
+                      <a:off x="0" y="0"/>
+                      <a:ext cx="6188710" cy="3481070"/>
+                    </a:xfrm>
+                    <a:prstGeom prst="rect">
+                      <a:avLst/>
+                    </a:prstGeom>
+                  </pic:spPr>
+                </pic:pic>
+              </a:graphicData>
+            </a:graphic>
+          </wp:inline>
+        </w:drawing>
+      </w:r>
+    </w:p>
+    <w:p>
+      <w:pPr>
+        <w:pStyle w:val="Text"/>
+        <w:jc w:val="center"/>
+      </w:pPr>
+      <w:r>
+        <w:t>Inside Burp Suite browser logging into DVWA</w:t>
+      </w:r>
+    </w:p>
+    <w:p>
+      <w:pPr>
+        <w:pStyle w:val="Text"/>
+        <w:jc w:val="center"/>
+      </w:pPr>
+    </w:p>
+    <w:p>
+      <w:pPr>
+        <w:pStyle w:val="Text"/>
+      </w:pPr>
+      <w:r>
+        <w:rPr>
+          <w:noProof/>
+        </w:rPr>
+        <w:drawing>
+          <wp:inline distT="0" distB="0" distL="0" distR="0" wp14:anchorId="2EEBFAC3" wp14:editId="51D52BD9">
+            <wp:extent cx="6188710" cy="3481070"/>
+            <wp:effectExtent l="0" t="0" r="2540" b="5080"/>
+            <wp:docPr id="9" name="Picture 9"/>
+            <wp:cNvGraphicFramePr>
+              <a:graphicFrameLocks xmlns:a="http://schemas.openxmlformats.org/drawingml/2006/main" noChangeAspect="1"/>
+            </wp:cNvGraphicFramePr>
+            <a:graphic xmlns:a="http://schemas.openxmlformats.org/drawingml/2006/main">
+              <a:graphicData uri="http://schemas.openxmlformats.org/drawingml/2006/picture">
+                <pic:pic xmlns:pic="http://schemas.openxmlformats.org/drawingml/2006/picture">
+                  <pic:nvPicPr>
+                    <pic:cNvPr id="1" name=""/>
+                    <pic:cNvPicPr/>
+                  </pic:nvPicPr>
+                  <pic:blipFill>
+                    <a:blip r:embed="rId22"/>
+                    <a:stretch>
+                      <a:fillRect/>
+                    </a:stretch>
+                  </pic:blipFill>
+                  <pic:spPr>
+                    <a:xfrm>
+                      <a:off x="0" y="0"/>
+                      <a:ext cx="6188710" cy="3481070"/>
+                    </a:xfrm>
+                    <a:prstGeom prst="rect">
+                      <a:avLst/>
+                    </a:prstGeom>
+                  </pic:spPr>
+                </pic:pic>
+              </a:graphicData>
+            </a:graphic>
+          </wp:inline>
+        </w:drawing>
+      </w:r>
+    </w:p>
+    <w:p>
+      <w:pPr>
+        <w:pStyle w:val="Text"/>
+        <w:jc w:val="center"/>
+      </w:pPr>
+      <w:r>
+        <w:t>Demonstrating Correct credentials output (An image is shown if correct)</w:t>
+      </w:r>
+    </w:p>
+    <w:p>
+      <w:pPr>
+        <w:pStyle w:val="Text"/>
+        <w:jc w:val="center"/>
+      </w:pPr>
+    </w:p>
+    <w:p>
+      <w:pPr>
+        <w:pStyle w:val="Text"/>
+        <w:jc w:val="center"/>
+      </w:pPr>
+    </w:p>
+    <w:p>
+      <w:pPr>
+        <w:pStyle w:val="Text"/>
+      </w:pPr>
+      <w:r>
+        <w:rPr>
+          <w:noProof/>
+        </w:rPr>
+        <w:drawing>
+          <wp:inline distT="0" distB="0" distL="0" distR="0" wp14:anchorId="1156082B" wp14:editId="106A887B">
+            <wp:extent cx="6188710" cy="3481070"/>
+            <wp:effectExtent l="0" t="0" r="2540" b="5080"/>
+            <wp:docPr id="10" name="Picture 10"/>
+            <wp:cNvGraphicFramePr>
+              <a:graphicFrameLocks xmlns:a="http://schemas.openxmlformats.org/drawingml/2006/main" noChangeAspect="1"/>
+            </wp:cNvGraphicFramePr>
+            <a:graphic xmlns:a="http://schemas.openxmlformats.org/drawingml/2006/main">
+              <a:graphicData uri="http://schemas.openxmlformats.org/drawingml/2006/picture">
+                <pic:pic xmlns:pic="http://schemas.openxmlformats.org/drawingml/2006/picture">
+                  <pic:nvPicPr>
+                    <pic:cNvPr id="1" name=""/>
+                    <pic:cNvPicPr/>
+                  </pic:nvPicPr>
+                  <pic:blipFill>
+                    <a:blip r:embed="rId23"/>
+                    <a:stretch>
+                      <a:fillRect/>
+                    </a:stretch>
+                  </pic:blipFill>
+                  <pic:spPr>
+                    <a:xfrm>
+                      <a:off x="0" y="0"/>
+                      <a:ext cx="6188710" cy="3481070"/>
+                    </a:xfrm>
+                    <a:prstGeom prst="rect">
+                      <a:avLst/>
+                    </a:prstGeom>
+                  </pic:spPr>
+                </pic:pic>
+              </a:graphicData>
+            </a:graphic>
+          </wp:inline>
+        </w:drawing>
+      </w:r>
+    </w:p>
+    <w:p>
+      <w:pPr>
+        <w:pStyle w:val="Text"/>
+        <w:jc w:val="center"/>
+      </w:pPr>
+      <w:r>
+        <w:t>Received the sent credentials</w:t>
+      </w:r>
+    </w:p>
+    <w:p>
+      <w:pPr>
+        <w:pStyle w:val="Text"/>
+        <w:jc w:val="center"/>
+      </w:pPr>
+    </w:p>
+    <w:p>
+      <w:pPr>
+        <w:pStyle w:val="Text"/>
+      </w:pPr>
+      <w:r>
+        <w:rPr>
+          <w:noProof/>
+        </w:rPr>
+        <w:drawing>
+          <wp:inline distT="0" distB="0" distL="0" distR="0" wp14:anchorId="2262CDCA" wp14:editId="2636E9AA">
+            <wp:extent cx="6188710" cy="3481070"/>
+            <wp:effectExtent l="0" t="0" r="2540" b="5080"/>
+            <wp:docPr id="11" name="Picture 11"/>
+            <wp:cNvGraphicFramePr>
+              <a:graphicFrameLocks xmlns:a="http://schemas.openxmlformats.org/drawingml/2006/main" noChangeAspect="1"/>
+            </wp:cNvGraphicFramePr>
+            <a:graphic xmlns:a="http://schemas.openxmlformats.org/drawingml/2006/main">
+              <a:graphicData uri="http://schemas.openxmlformats.org/drawingml/2006/picture">
+                <pic:pic xmlns:pic="http://schemas.openxmlformats.org/drawingml/2006/picture">
+                  <pic:nvPicPr>
+                    <pic:cNvPr id="1" name=""/>
+                    <pic:cNvPicPr/>
+                  </pic:nvPicPr>
+                  <pic:blipFill>
+                    <a:blip r:embed="rId24"/>
+                    <a:stretch>
+                      <a:fillRect/>
+                    </a:stretch>
+                  </pic:blipFill>
+                  <pic:spPr>
+                    <a:xfrm>
+                      <a:off x="0" y="0"/>
+                      <a:ext cx="6188710" cy="3481070"/>
+                    </a:xfrm>
+                    <a:prstGeom prst="rect">
+                      <a:avLst/>
+                    </a:prstGeom>
+                  </pic:spPr>
+                </pic:pic>
+              </a:graphicData>
+            </a:graphic>
+          </wp:inline>
+        </w:drawing>
+      </w:r>
+    </w:p>
+    <w:p>
+      <w:pPr>
+        <w:pStyle w:val="Text"/>
+        <w:jc w:val="center"/>
+      </w:pPr>
+      <w:r>
+        <w:t>Acquiring</w:t>
+      </w:r>
+      <w:r>
+        <w:t xml:space="preserve"> username and password keys from the </w:t>
+      </w:r>
+      <w:r>
+        <w:t>received</w:t>
+      </w:r>
+      <w:r>
+        <w:t xml:space="preserve"> URL</w:t>
+      </w:r>
+    </w:p>
+    <w:p>
+      <w:pPr>
+        <w:pStyle w:val="Text"/>
+        <w:jc w:val="center"/>
+      </w:pPr>
+    </w:p>
+    <w:p>
+      <w:pPr>
+        <w:pStyle w:val="Text"/>
+        <w:jc w:val="center"/>
+      </w:pPr>
+    </w:p>
+    <w:p>
+      <w:pPr>
+        <w:pStyle w:val="Text"/>
+      </w:pPr>
+      <w:r>
+        <w:rPr>
+          <w:noProof/>
+        </w:rPr>
+        <w:drawing>
+          <wp:inline distT="0" distB="0" distL="0" distR="0" wp14:anchorId="5E426B8A" wp14:editId="770FADF3">
+            <wp:extent cx="6188710" cy="3481070"/>
+            <wp:effectExtent l="0" t="0" r="2540" b="5080"/>
+            <wp:docPr id="13" name="Picture 13"/>
+            <wp:cNvGraphicFramePr>
+              <a:graphicFrameLocks xmlns:a="http://schemas.openxmlformats.org/drawingml/2006/main" noChangeAspect="1"/>
+            </wp:cNvGraphicFramePr>
+            <a:graphic xmlns:a="http://schemas.openxmlformats.org/drawingml/2006/main">
+              <a:graphicData uri="http://schemas.openxmlformats.org/drawingml/2006/picture">
+                <pic:pic xmlns:pic="http://schemas.openxmlformats.org/drawingml/2006/picture">
+                  <pic:nvPicPr>
+                    <pic:cNvPr id="1" name=""/>
+                    <pic:cNvPicPr/>
+                  </pic:nvPicPr>
+                  <pic:blipFill>
+                    <a:blip r:embed="rId25"/>
+                    <a:stretch>
+                      <a:fillRect/>
+                    </a:stretch>
+                  </pic:blipFill>
+                  <pic:spPr>
+                    <a:xfrm>
+                      <a:off x="0" y="0"/>
+                      <a:ext cx="6188710" cy="3481070"/>
+                    </a:xfrm>
+                    <a:prstGeom prst="rect">
+                      <a:avLst/>
+                    </a:prstGeom>
+                  </pic:spPr>
+                </pic:pic>
+              </a:graphicData>
+            </a:graphic>
+          </wp:inline>
+        </w:drawing>
+      </w:r>
+    </w:p>
+    <w:p>
+      <w:pPr>
+        <w:pStyle w:val="Text"/>
+        <w:jc w:val="center"/>
+      </w:pPr>
+      <w:r>
+        <w:t>Cluster bomb list of usernames</w:t>
+      </w:r>
+    </w:p>
+    <w:p>
+      <w:pPr>
+        <w:pStyle w:val="Text"/>
+        <w:jc w:val="center"/>
+      </w:pPr>
+    </w:p>
+    <w:p>
+      <w:pPr>
+        <w:pStyle w:val="Text"/>
+      </w:pPr>
+      <w:r>
+        <w:rPr>
+          <w:noProof/>
+        </w:rPr>
+        <w:drawing>
+          <wp:inline distT="0" distB="0" distL="0" distR="0" wp14:anchorId="714426BF" wp14:editId="60703155">
+            <wp:extent cx="6188710" cy="3481070"/>
+            <wp:effectExtent l="0" t="0" r="2540" b="5080"/>
+            <wp:docPr id="19" name="Picture 19"/>
+            <wp:cNvGraphicFramePr>
+              <a:graphicFrameLocks xmlns:a="http://schemas.openxmlformats.org/drawingml/2006/main" noChangeAspect="1"/>
+            </wp:cNvGraphicFramePr>
+            <a:graphic xmlns:a="http://schemas.openxmlformats.org/drawingml/2006/main">
+              <a:graphicData uri="http://schemas.openxmlformats.org/drawingml/2006/picture">
+                <pic:pic xmlns:pic="http://schemas.openxmlformats.org/drawingml/2006/picture">
+                  <pic:nvPicPr>
+                    <pic:cNvPr id="1" name=""/>
+                    <pic:cNvPicPr/>
+                  </pic:nvPicPr>
+                  <pic:blipFill>
+                    <a:blip r:embed="rId26"/>
+                    <a:stretch>
+                      <a:fillRect/>
+                    </a:stretch>
+                  </pic:blipFill>
+                  <pic:spPr>
+                    <a:xfrm>
+                      <a:off x="0" y="0"/>
+                      <a:ext cx="6188710" cy="3481070"/>
+                    </a:xfrm>
+                    <a:prstGeom prst="rect">
+                      <a:avLst/>
+                    </a:prstGeom>
+                  </pic:spPr>
+                </pic:pic>
+              </a:graphicData>
+            </a:graphic>
+          </wp:inline>
+        </w:drawing>
+      </w:r>
+    </w:p>
+    <w:p>
+      <w:pPr>
+        <w:pStyle w:val="Text"/>
+        <w:jc w:val="center"/>
+      </w:pPr>
+      <w:r>
+        <w:t xml:space="preserve">Cluster bomb list of </w:t>
+      </w:r>
+      <w:r>
+        <w:t>passwords</w:t>
+      </w:r>
+    </w:p>
+    <w:p>
+      <w:pPr>
+        <w:pStyle w:val="Text"/>
+      </w:pPr>
+    </w:p>
+    <w:p>
+      <w:pPr>
+        <w:pStyle w:val="Text"/>
+      </w:pPr>
+    </w:p>
+    <w:p>
+      <w:pPr>
+        <w:pStyle w:val="Text"/>
+      </w:pPr>
+      <w:r>
+        <w:rPr>
+          <w:noProof/>
+        </w:rPr>
+        <w:drawing>
+          <wp:inline distT="0" distB="0" distL="0" distR="0" wp14:anchorId="7AE9427A" wp14:editId="4DD23E74">
+            <wp:extent cx="6188710" cy="3481070"/>
+            <wp:effectExtent l="0" t="0" r="2540" b="5080"/>
+            <wp:docPr id="14" name="Picture 14"/>
+            <wp:cNvGraphicFramePr>
+              <a:graphicFrameLocks xmlns:a="http://schemas.openxmlformats.org/drawingml/2006/main" noChangeAspect="1"/>
+            </wp:cNvGraphicFramePr>
+            <a:graphic xmlns:a="http://schemas.openxmlformats.org/drawingml/2006/main">
+              <a:graphicData uri="http://schemas.openxmlformats.org/drawingml/2006/picture">
+                <pic:pic xmlns:pic="http://schemas.openxmlformats.org/drawingml/2006/picture">
+                  <pic:nvPicPr>
+                    <pic:cNvPr id="1" name=""/>
+                    <pic:cNvPicPr/>
+                  </pic:nvPicPr>
+                  <pic:blipFill>
+                    <a:blip r:embed="rId27"/>
+                    <a:stretch>
+                      <a:fillRect/>
+                    </a:stretch>
+                  </pic:blipFill>
+                  <pic:spPr>
+                    <a:xfrm>
+                      <a:off x="0" y="0"/>
+                      <a:ext cx="6188710" cy="3481070"/>
+                    </a:xfrm>
+                    <a:prstGeom prst="rect">
+                      <a:avLst/>
+                    </a:prstGeom>
+                  </pic:spPr>
+                </pic:pic>
+              </a:graphicData>
+            </a:graphic>
+          </wp:inline>
+        </w:drawing>
+      </w:r>
+    </w:p>
+    <w:p>
+      <w:pPr>
+        <w:pStyle w:val="Text"/>
+        <w:jc w:val="center"/>
+      </w:pPr>
+      <w:r>
+        <w:t xml:space="preserve">Attaching the username and password </w:t>
+      </w:r>
+      <w:r>
+        <w:t>textiles</w:t>
+      </w:r>
+      <w:r>
+        <w:t xml:space="preserve"> to begin </w:t>
+      </w:r>
+      <w:r>
+        <w:t>the</w:t>
+      </w:r>
+      <w:r>
+        <w:t xml:space="preserve"> attack</w:t>
+      </w:r>
+    </w:p>
+    <w:p>
+      <w:pPr>
+        <w:pStyle w:val="Text"/>
+        <w:jc w:val="center"/>
+      </w:pPr>
+    </w:p>
+    <w:p>
+      <w:pPr>
+        <w:pStyle w:val="Text"/>
+      </w:pPr>
+      <w:r>
+        <w:rPr>
+          <w:noProof/>
+        </w:rPr>
+        <w:drawing>
+          <wp:inline distT="0" distB="0" distL="0" distR="0" wp14:anchorId="4D3B9160" wp14:editId="6F815B4E">
+            <wp:extent cx="6188710" cy="3481070"/>
+            <wp:effectExtent l="0" t="0" r="2540" b="5080"/>
+            <wp:docPr id="27" name="Picture 27"/>
+            <wp:cNvGraphicFramePr>
+              <a:graphicFrameLocks xmlns:a="http://schemas.openxmlformats.org/drawingml/2006/main" noChangeAspect="1"/>
+            </wp:cNvGraphicFramePr>
+            <a:graphic xmlns:a="http://schemas.openxmlformats.org/drawingml/2006/main">
+              <a:graphicData uri="http://schemas.openxmlformats.org/drawingml/2006/picture">
+                <pic:pic xmlns:pic="http://schemas.openxmlformats.org/drawingml/2006/picture">
+                  <pic:nvPicPr>
+                    <pic:cNvPr id="1" name=""/>
+                    <pic:cNvPicPr/>
+                  </pic:nvPicPr>
+                  <pic:blipFill>
+                    <a:blip r:embed="rId28"/>
+                    <a:stretch>
+                      <a:fillRect/>
+                    </a:stretch>
+                  </pic:blipFill>
+                  <pic:spPr>
+                    <a:xfrm>
+                      <a:off x="0" y="0"/>
+                      <a:ext cx="6188710" cy="3481070"/>
+                    </a:xfrm>
+                    <a:prstGeom prst="rect">
+                      <a:avLst/>
+                    </a:prstGeom>
+                  </pic:spPr>
+                </pic:pic>
+              </a:graphicData>
+            </a:graphic>
+          </wp:inline>
+        </w:drawing>
+      </w:r>
+    </w:p>
+    <w:p>
+      <w:pPr>
+        <w:pStyle w:val="Text"/>
+        <w:jc w:val="center"/>
+      </w:pPr>
+      <w:r>
+        <w:t>When incorrect username and password (The image is  not shown)</w:t>
+      </w:r>
+    </w:p>
+    <w:p>
+      <w:pPr>
+        <w:pStyle w:val="Text"/>
+        <w:jc w:val="center"/>
+      </w:pPr>
+    </w:p>
+    <w:p>
+      <w:pPr>
+        <w:pStyle w:val="Text"/>
+        <w:jc w:val="center"/>
+      </w:pPr>
+    </w:p>
+    <w:p>
+      <w:pPr>
+        <w:pStyle w:val="Text"/>
+      </w:pPr>
+      <w:r>
+        <w:rPr>
+          <w:noProof/>
+        </w:rPr>
+        <w:drawing>
+          <wp:inline distT="0" distB="0" distL="0" distR="0" wp14:anchorId="209D1F71" wp14:editId="0B108FE3">
+            <wp:extent cx="6188710" cy="3481070"/>
+            <wp:effectExtent l="0" t="0" r="2540" b="5080"/>
+            <wp:docPr id="25" name="Picture 25"/>
+            <wp:cNvGraphicFramePr>
+              <a:graphicFrameLocks xmlns:a="http://schemas.openxmlformats.org/drawingml/2006/main" noChangeAspect="1"/>
+            </wp:cNvGraphicFramePr>
+            <a:graphic xmlns:a="http://schemas.openxmlformats.org/drawingml/2006/main">
+              <a:graphicData uri="http://schemas.openxmlformats.org/drawingml/2006/picture">
+                <pic:pic xmlns:pic="http://schemas.openxmlformats.org/drawingml/2006/picture">
+                  <pic:nvPicPr>
+                    <pic:cNvPr id="1" name=""/>
+                    <pic:cNvPicPr/>
+                  </pic:nvPicPr>
+                  <pic:blipFill>
+                    <a:blip r:embed="rId29"/>
+                    <a:stretch>
+                      <a:fillRect/>
+                    </a:stretch>
+                  </pic:blipFill>
+                  <pic:spPr>
+                    <a:xfrm>
+                      <a:off x="0" y="0"/>
+                      <a:ext cx="6188710" cy="3481070"/>
+                    </a:xfrm>
+                    <a:prstGeom prst="rect">
+                      <a:avLst/>
+                    </a:prstGeom>
+                  </pic:spPr>
+                </pic:pic>
+              </a:graphicData>
+            </a:graphic>
+          </wp:inline>
+        </w:drawing>
+      </w:r>
+    </w:p>
+    <w:p>
+      <w:pPr>
+        <w:pStyle w:val="Text"/>
+        <w:jc w:val="center"/>
+      </w:pPr>
+      <w:r>
+        <w:t xml:space="preserve">Correct username and password (The image </w:t>
+      </w:r>
+      <w:proofErr w:type="gramStart"/>
+      <w:r>
+        <w:t>is</w:t>
+      </w:r>
+      <w:proofErr w:type="gramEnd"/>
+      <w:r>
+        <w:t xml:space="preserve"> shown)</w:t>
+      </w:r>
+    </w:p>
+    <w:p>
+      <w:pPr>
+        <w:pStyle w:val="Text"/>
+        <w:jc w:val="center"/>
+      </w:pPr>
+    </w:p>
+    <w:p>
+      <w:pPr>
+        <w:pStyle w:val="Heading"/>
+      </w:pPr>
+      <w:r>
+        <w:t>Conclusion</w:t>
+      </w:r>
+    </w:p>
+    <w:p>
+      <w:pPr>
+        <w:pStyle w:val="Text"/>
+      </w:pPr>
+      <w:r>
+        <w:t>S</w:t>
+      </w:r>
+      <w:r>
+        <w:t>uccessfully demonstrated authentication attacks and XSS vulnerabilities. Brute force cracked weak credentials using Burp Suite's cluster bomb, while XSS injected malicious scripts to steal cookies.</w:t>
+      </w:r>
     </w:p>
     <w:sectPr>
-      <w:headerReference w:type="even" r:id="rId9"/>
-      <w:headerReference w:type="default" r:id="rId10"/>
-      <w:footerReference w:type="even" r:id="rId11"/>
-      <w:footerReference w:type="default" r:id="rId12"/>
-      <w:headerReference w:type="first" r:id="rId13"/>
-      <w:footerReference w:type="first" r:id="rId14"/>
+      <w:headerReference w:type="default" r:id="rId30"/>
+      <w:footerReference w:type="default" r:id="rId31"/>
       <w:type w:val="continuous"/>
       <w:pgSz w:w="11906" w:h="16838"/>
       <w:pgMar w:top="1440" w:right="1080" w:bottom="1440" w:left="1080" w:header="708" w:footer="708" w:gutter="0"/>
@@ -54,16 +1779,6 @@
   <w:p>
     <w:pPr>
       <w:pStyle w:val="Footer"/>
-    </w:pPr>
-  </w:p>
-</w:ftr>
-</file>
-
-<file path=word/footer2.xml><?xml version="1.0" encoding="utf-8"?>
-<w:ftr xmlns:wpc="http://schemas.microsoft.com/office/word/2010/wordprocessingCanvas" xmlns:cx="http://schemas.microsoft.com/office/drawing/2014/chartex" xmlns:cx1="http://schemas.microsoft.com/office/drawing/2015/9/8/chartex" xmlns:cx2="http://schemas.microsoft.com/office/drawing/2015/10/21/chartex" xmlns:cx3="http://schemas.microsoft.com/office/drawing/2016/5/9/chartex" xmlns:cx4="http://schemas.microsoft.com/office/drawing/2016/5/10/chartex" xmlns:cx5="http://schemas.microsoft.com/office/drawing/2016/5/11/chartex" xmlns:cx6="http://schemas.microsoft.com/office/drawing/2016/5/12/chartex" xmlns:cx7="http://schemas.microsoft.com/office/drawing/2016/5/13/chartex" xmlns:cx8="http://schemas.microsoft.com/office/drawing/2016/5/14/chartex" xmlns:mc="http://schemas.openxmlformats.org/markup-compatibility/2006" xmlns:aink="http://schemas.microsoft.com/office/drawing/2016/ink" xmlns:am3d="http://schemas.microsoft.com/office/drawing/2017/model3d" xmlns:o="urn:schemas-microsoft-com:office:office" xmlns:r="http://schemas.openxmlformats.org/officeDocument/2006/relationships" xmlns:m="http://schemas.openxmlformats.org/officeDocument/2006/math" xmlns:v="urn:schemas-microsoft-com:vml" xmlns:wp14="http://schemas.microsoft.com/office/word/2010/wordprocessingDrawing" xmlns:wp="http://schemas.openxmlformats.org/drawingml/2006/wordprocessingDrawing" xmlns:w10="urn:schemas-microsoft-com:office:word" xmlns:w="http://schemas.openxmlformats.org/wordprocessingml/2006/main" xmlns:w14="http://schemas.microsoft.com/office/word/2010/wordml" xmlns:w15="http://schemas.microsoft.com/office/word/2012/wordml" xmlns:w16cex="http://schemas.microsoft.com/office/word/2018/wordml/cex" xmlns:w16cid="http://schemas.microsoft.com/office/word/2016/wordml/cid" xmlns:w16="http://schemas.microsoft.com/office/word/2018/wordml" xmlns:w16sdtdh="http://schemas.microsoft.com/office/word/2020/wordml/sdtdatahash" xmlns:w16se="http://schemas.microsoft.com/office/word/2015/wordml/symex" xmlns:wpg="http://schemas.microsoft.com/office/word/2010/wordprocessingGroup" xmlns:wpi="http://schemas.microsoft.com/office/word/2010/wordprocessingInk" xmlns:wne="http://schemas.microsoft.com/office/word/2006/wordml" xmlns:wps="http://schemas.microsoft.com/office/word/2010/wordprocessingShape" mc:Ignorable="w14 w15 w16se w16cid w16 w16cex w16sdtdh wp14">
-  <w:p>
-    <w:pPr>
-      <w:pStyle w:val="Footer"/>
       <w:pBdr>
         <w:top w:val="single" w:sz="4" w:space="8" w:color="4472C4" w:themeColor="accent1"/>
       </w:pBdr>
@@ -142,7 +1857,7 @@
         <w:noProof/>
         <w:color w:val="000000" w:themeColor="text1"/>
       </w:rPr>
-      <w:t xml:space="preserve">                                                                                                                                 </w:t>
+      <w:t xml:space="preserve">                                                                                                                               </w:t>
     </w:r>
     <w:r>
       <w:rPr>
@@ -186,16 +1901,6 @@
       <w:rPr>
         <w:color w:val="000000" w:themeColor="text1"/>
       </w:rPr>
-    </w:pPr>
-  </w:p>
-</w:ftr>
-</file>
-
-<file path=word/footer3.xml><?xml version="1.0" encoding="utf-8"?>
-<w:ftr xmlns:wpc="http://schemas.microsoft.com/office/word/2010/wordprocessingCanvas" xmlns:cx="http://schemas.microsoft.com/office/drawing/2014/chartex" xmlns:cx1="http://schemas.microsoft.com/office/drawing/2015/9/8/chartex" xmlns:cx2="http://schemas.microsoft.com/office/drawing/2015/10/21/chartex" xmlns:cx3="http://schemas.microsoft.com/office/drawing/2016/5/9/chartex" xmlns:cx4="http://schemas.microsoft.com/office/drawing/2016/5/10/chartex" xmlns:cx5="http://schemas.microsoft.com/office/drawing/2016/5/11/chartex" xmlns:cx6="http://schemas.microsoft.com/office/drawing/2016/5/12/chartex" xmlns:cx7="http://schemas.microsoft.com/office/drawing/2016/5/13/chartex" xmlns:cx8="http://schemas.microsoft.com/office/drawing/2016/5/14/chartex" xmlns:mc="http://schemas.openxmlformats.org/markup-compatibility/2006" xmlns:aink="http://schemas.microsoft.com/office/drawing/2016/ink" xmlns:am3d="http://schemas.microsoft.com/office/drawing/2017/model3d" xmlns:o="urn:schemas-microsoft-com:office:office" xmlns:r="http://schemas.openxmlformats.org/officeDocument/2006/relationships" xmlns:m="http://schemas.openxmlformats.org/officeDocument/2006/math" xmlns:v="urn:schemas-microsoft-com:vml" xmlns:wp14="http://schemas.microsoft.com/office/word/2010/wordprocessingDrawing" xmlns:wp="http://schemas.openxmlformats.org/drawingml/2006/wordprocessingDrawing" xmlns:w10="urn:schemas-microsoft-com:office:word" xmlns:w="http://schemas.openxmlformats.org/wordprocessingml/2006/main" xmlns:w14="http://schemas.microsoft.com/office/word/2010/wordml" xmlns:w15="http://schemas.microsoft.com/office/word/2012/wordml" xmlns:w16cex="http://schemas.microsoft.com/office/word/2018/wordml/cex" xmlns:w16cid="http://schemas.microsoft.com/office/word/2016/wordml/cid" xmlns:w16="http://schemas.microsoft.com/office/word/2018/wordml" xmlns:w16sdtdh="http://schemas.microsoft.com/office/word/2020/wordml/sdtdatahash" xmlns:w16se="http://schemas.microsoft.com/office/word/2015/wordml/symex" xmlns:wpg="http://schemas.microsoft.com/office/word/2010/wordprocessingGroup" xmlns:wpi="http://schemas.microsoft.com/office/word/2010/wordprocessingInk" xmlns:wne="http://schemas.microsoft.com/office/word/2006/wordml" xmlns:wps="http://schemas.microsoft.com/office/word/2010/wordprocessingShape" mc:Ignorable="w14 w15 w16se w16cid w16 w16cex w16sdtdh wp14">
-  <w:p>
-    <w:pPr>
-      <w:pStyle w:val="Footer"/>
     </w:pPr>
   </w:p>
 </w:ftr>
@@ -227,16 +1932,6 @@
 </file>
 
 <file path=word/header1.xml><?xml version="1.0" encoding="utf-8"?>
-<w:hdr xmlns:wpc="http://schemas.microsoft.com/office/word/2010/wordprocessingCanvas" xmlns:cx="http://schemas.microsoft.com/office/drawing/2014/chartex" xmlns:cx1="http://schemas.microsoft.com/office/drawing/2015/9/8/chartex" xmlns:cx2="http://schemas.microsoft.com/office/drawing/2015/10/21/chartex" xmlns:cx3="http://schemas.microsoft.com/office/drawing/2016/5/9/chartex" xmlns:cx4="http://schemas.microsoft.com/office/drawing/2016/5/10/chartex" xmlns:cx5="http://schemas.microsoft.com/office/drawing/2016/5/11/chartex" xmlns:cx6="http://schemas.microsoft.com/office/drawing/2016/5/12/chartex" xmlns:cx7="http://schemas.microsoft.com/office/drawing/2016/5/13/chartex" xmlns:cx8="http://schemas.microsoft.com/office/drawing/2016/5/14/chartex" xmlns:mc="http://schemas.openxmlformats.org/markup-compatibility/2006" xmlns:aink="http://schemas.microsoft.com/office/drawing/2016/ink" xmlns:am3d="http://schemas.microsoft.com/office/drawing/2017/model3d" xmlns:o="urn:schemas-microsoft-com:office:office" xmlns:r="http://schemas.openxmlformats.org/officeDocument/2006/relationships" xmlns:m="http://schemas.openxmlformats.org/officeDocument/2006/math" xmlns:v="urn:schemas-microsoft-com:vml" xmlns:wp14="http://schemas.microsoft.com/office/word/2010/wordprocessingDrawing" xmlns:wp="http://schemas.openxmlformats.org/drawingml/2006/wordprocessingDrawing" xmlns:w10="urn:schemas-microsoft-com:office:word" xmlns:w="http://schemas.openxmlformats.org/wordprocessingml/2006/main" xmlns:w14="http://schemas.microsoft.com/office/word/2010/wordml" xmlns:w15="http://schemas.microsoft.com/office/word/2012/wordml" xmlns:w16cex="http://schemas.microsoft.com/office/word/2018/wordml/cex" xmlns:w16cid="http://schemas.microsoft.com/office/word/2016/wordml/cid" xmlns:w16="http://schemas.microsoft.com/office/word/2018/wordml" xmlns:w16sdtdh="http://schemas.microsoft.com/office/word/2020/wordml/sdtdatahash" xmlns:w16se="http://schemas.microsoft.com/office/word/2015/wordml/symex" xmlns:wpg="http://schemas.microsoft.com/office/word/2010/wordprocessingGroup" xmlns:wpi="http://schemas.microsoft.com/office/word/2010/wordprocessingInk" xmlns:wne="http://schemas.microsoft.com/office/word/2006/wordml" xmlns:wps="http://schemas.microsoft.com/office/word/2010/wordprocessingShape" mc:Ignorable="w14 w15 w16se w16cid w16 w16cex w16sdtdh wp14">
-  <w:p>
-    <w:pPr>
-      <w:pStyle w:val="Header"/>
-    </w:pPr>
-  </w:p>
-</w:hdr>
-</file>
-
-<file path=word/header2.xml><?xml version="1.0" encoding="utf-8"?>
 <w:hdr xmlns:wpc="http://schemas.microsoft.com/office/word/2010/wordprocessingCanvas" xmlns:cx="http://schemas.microsoft.com/office/drawing/2014/chartex" xmlns:cx1="http://schemas.microsoft.com/office/drawing/2015/9/8/chartex" xmlns:cx2="http://schemas.microsoft.com/office/drawing/2015/10/21/chartex" xmlns:cx3="http://schemas.microsoft.com/office/drawing/2016/5/9/chartex" xmlns:cx4="http://schemas.microsoft.com/office/drawing/2016/5/10/chartex" xmlns:cx5="http://schemas.microsoft.com/office/drawing/2016/5/11/chartex" xmlns:cx6="http://schemas.microsoft.com/office/drawing/2016/5/12/chartex" xmlns:cx7="http://schemas.microsoft.com/office/drawing/2016/5/13/chartex" xmlns:cx8="http://schemas.microsoft.com/office/drawing/2016/5/14/chartex" xmlns:mc="http://schemas.openxmlformats.org/markup-compatibility/2006" xmlns:aink="http://schemas.microsoft.com/office/drawing/2016/ink" xmlns:am3d="http://schemas.microsoft.com/office/drawing/2017/model3d" xmlns:o="urn:schemas-microsoft-com:office:office" xmlns:r="http://schemas.openxmlformats.org/officeDocument/2006/relationships" xmlns:m="http://schemas.openxmlformats.org/officeDocument/2006/math" xmlns:v="urn:schemas-microsoft-com:vml" xmlns:wp14="http://schemas.microsoft.com/office/word/2010/wordprocessingDrawing" xmlns:wp="http://schemas.openxmlformats.org/drawingml/2006/wordprocessingDrawing" xmlns:w10="urn:schemas-microsoft-com:office:word" xmlns:w="http://schemas.openxmlformats.org/wordprocessingml/2006/main" xmlns:w14="http://schemas.microsoft.com/office/word/2010/wordml" xmlns:w15="http://schemas.microsoft.com/office/word/2012/wordml" xmlns:w16cex="http://schemas.microsoft.com/office/word/2018/wordml/cex" xmlns:w16cid="http://schemas.microsoft.com/office/word/2016/wordml/cid" xmlns:w16="http://schemas.microsoft.com/office/word/2018/wordml" xmlns:w16sdtdh="http://schemas.microsoft.com/office/word/2020/wordml/sdtdatahash" xmlns:w16se="http://schemas.microsoft.com/office/word/2015/wordml/symex" xmlns:wpg="http://schemas.microsoft.com/office/word/2010/wordprocessingGroup" xmlns:wpi="http://schemas.microsoft.com/office/word/2010/wordprocessingInk" xmlns:wne="http://schemas.microsoft.com/office/word/2006/wordml" xmlns:wps="http://schemas.microsoft.com/office/word/2010/wordprocessingShape" mc:Ignorable="w14 w15 w16se w16cid w16 w16cex w16sdtdh wp14">
   <w:p>
     <w:pPr>
@@ -266,19 +1961,11 @@
       </w:sdtPr>
       <w:sdtEndPr/>
       <w:sdtContent>
-        <w:proofErr w:type="spellStart"/>
         <w:r>
           <w:rPr>
             <w:color w:val="000000" w:themeColor="text1"/>
           </w:rPr>
-          <w:t>Abdur</w:t>
-        </w:r>
-        <w:proofErr w:type="spellEnd"/>
-        <w:r>
-          <w:rPr>
-            <w:color w:val="000000" w:themeColor="text1"/>
-          </w:rPr>
-          <w:t xml:space="preserve"> R. Qureshi</w:t>
+          <w:t>Abdur R. Qureshi</w:t>
         </w:r>
       </w:sdtContent>
     </w:sdt>
@@ -303,16 +1990,6 @@
       <w:rPr>
         <w:color w:val="000000" w:themeColor="text1"/>
       </w:rPr>
-    </w:pPr>
-  </w:p>
-</w:hdr>
-</file>
-
-<file path=word/header3.xml><?xml version="1.0" encoding="utf-8"?>
-<w:hdr xmlns:wpc="http://schemas.microsoft.com/office/word/2010/wordprocessingCanvas" xmlns:cx="http://schemas.microsoft.com/office/drawing/2014/chartex" xmlns:cx1="http://schemas.microsoft.com/office/drawing/2015/9/8/chartex" xmlns:cx2="http://schemas.microsoft.com/office/drawing/2015/10/21/chartex" xmlns:cx3="http://schemas.microsoft.com/office/drawing/2016/5/9/chartex" xmlns:cx4="http://schemas.microsoft.com/office/drawing/2016/5/10/chartex" xmlns:cx5="http://schemas.microsoft.com/office/drawing/2016/5/11/chartex" xmlns:cx6="http://schemas.microsoft.com/office/drawing/2016/5/12/chartex" xmlns:cx7="http://schemas.microsoft.com/office/drawing/2016/5/13/chartex" xmlns:cx8="http://schemas.microsoft.com/office/drawing/2016/5/14/chartex" xmlns:mc="http://schemas.openxmlformats.org/markup-compatibility/2006" xmlns:aink="http://schemas.microsoft.com/office/drawing/2016/ink" xmlns:am3d="http://schemas.microsoft.com/office/drawing/2017/model3d" xmlns:o="urn:schemas-microsoft-com:office:office" xmlns:r="http://schemas.openxmlformats.org/officeDocument/2006/relationships" xmlns:m="http://schemas.openxmlformats.org/officeDocument/2006/math" xmlns:v="urn:schemas-microsoft-com:vml" xmlns:wp14="http://schemas.microsoft.com/office/word/2010/wordprocessingDrawing" xmlns:wp="http://schemas.openxmlformats.org/drawingml/2006/wordprocessingDrawing" xmlns:w10="urn:schemas-microsoft-com:office:word" xmlns:w="http://schemas.openxmlformats.org/wordprocessingml/2006/main" xmlns:w14="http://schemas.microsoft.com/office/word/2010/wordml" xmlns:w15="http://schemas.microsoft.com/office/word/2012/wordml" xmlns:w16cex="http://schemas.microsoft.com/office/word/2018/wordml/cex" xmlns:w16cid="http://schemas.microsoft.com/office/word/2016/wordml/cid" xmlns:w16="http://schemas.microsoft.com/office/word/2018/wordml" xmlns:w16sdtdh="http://schemas.microsoft.com/office/word/2020/wordml/sdtdatahash" xmlns:w16se="http://schemas.microsoft.com/office/word/2015/wordml/symex" xmlns:wpg="http://schemas.microsoft.com/office/word/2010/wordprocessingGroup" xmlns:wpi="http://schemas.microsoft.com/office/word/2010/wordprocessingInk" xmlns:wne="http://schemas.microsoft.com/office/word/2006/wordml" xmlns:wps="http://schemas.microsoft.com/office/word/2010/wordprocessingShape" mc:Ignorable="w14 w15 w16se w16cid w16 w16cex w16sdtdh wp14">
-  <w:p>
-    <w:pPr>
-      <w:pStyle w:val="Header"/>
     </w:pPr>
   </w:p>
 </w:hdr>
@@ -2306,7 +3983,6 @@
   <w:style w:type="character" w:default="1" w:styleId="DefaultParagraphFont">
     <w:name w:val="Default Paragraph Font"/>
     <w:uiPriority w:val="1"/>
-    <w:semiHidden/>
     <w:unhideWhenUsed/>
   </w:style>
   <w:style w:type="table" w:default="1" w:styleId="TableNormal">
@@ -2928,6 +4604,25 @@
       <w:lang w:eastAsia="en-IN"/>
     </w:rPr>
   </w:style>
+  <w:style w:type="table" w:styleId="TableGrid">
+    <w:name w:val="Table Grid"/>
+    <w:basedOn w:val="TableNormal"/>
+    <w:uiPriority w:val="39"/>
+    <w:rsid w:val="0042004D"/>
+    <w:pPr>
+      <w:spacing w:after="0" w:line="240" w:lineRule="auto"/>
+    </w:pPr>
+    <w:tblPr>
+      <w:tblBorders>
+        <w:top w:val="single" w:sz="4" w:space="0" w:color="auto"/>
+        <w:left w:val="single" w:sz="4" w:space="0" w:color="auto"/>
+        <w:bottom w:val="single" w:sz="4" w:space="0" w:color="auto"/>
+        <w:right w:val="single" w:sz="4" w:space="0" w:color="auto"/>
+        <w:insideH w:val="single" w:sz="4" w:space="0" w:color="auto"/>
+        <w:insideV w:val="single" w:sz="4" w:space="0" w:color="auto"/>
+      </w:tblBorders>
+    </w:tblPr>
+  </w:style>
 </w:styles>
 </file>
 
@@ -2981,7 +4676,7 @@
     <w:charset w:val="00"/>
     <w:family w:val="roman"/>
     <w:pitch w:val="variable"/>
-    <w:sig w:usb0="E0002EFF" w:usb1="C000785B" w:usb2="00000009" w:usb3="00000000" w:csb0="000001FF" w:csb1="00000000"/>
+    <w:sig w:usb0="E0002AFF" w:usb1="C0007843" w:usb2="00000009" w:usb3="00000000" w:csb0="000001FF" w:csb1="00000000"/>
   </w:font>
   <w:font w:name="Courier New">
     <w:panose1 w:val="02070309020205020404"/>
@@ -3002,7 +4697,7 @@
     <w:charset w:val="00"/>
     <w:family w:val="swiss"/>
     <w:pitch w:val="variable"/>
-    <w:sig w:usb0="E4002EFF" w:usb1="C000247B" w:usb2="00000009" w:usb3="00000000" w:csb0="000001FF" w:csb1="00000000"/>
+    <w:sig w:usb0="E00002FF" w:usb1="4000ACFF" w:usb2="00000001" w:usb3="00000000" w:csb0="0000019F" w:csb1="00000000"/>
   </w:font>
   <w:font w:name="JetBrains Mono NL">
     <w:panose1 w:val="02000009000000000000"/>
@@ -3044,7 +4739,7 @@
     <w:charset w:val="00"/>
     <w:family w:val="swiss"/>
     <w:pitch w:val="variable"/>
-    <w:sig w:usb0="E4002EFF" w:usb1="C000247B" w:usb2="00000009" w:usb3="00000000" w:csb0="000001FF" w:csb1="00000000"/>
+    <w:sig w:usb0="A00002EF" w:usb1="4000207B" w:usb2="00000000" w:usb3="00000000" w:csb0="0000009F" w:csb1="00000000"/>
   </w:font>
 </w:fonts>
 </file>
@@ -3069,6 +4764,7 @@
     <w:rsid w:val="000165E8"/>
     <w:rsid w:val="00022080"/>
     <w:rsid w:val="00115A16"/>
+    <w:rsid w:val="001765F8"/>
     <w:rsid w:val="002162F0"/>
     <w:rsid w:val="002872AF"/>
     <w:rsid w:val="002E5B3F"/>
@@ -3082,11 +4778,13 @@
     <w:rsid w:val="006D2E04"/>
     <w:rsid w:val="008238CD"/>
     <w:rsid w:val="00877898"/>
+    <w:rsid w:val="008A0964"/>
     <w:rsid w:val="009B7D9D"/>
     <w:rsid w:val="00A624F2"/>
     <w:rsid w:val="00AC7174"/>
     <w:rsid w:val="00C208BF"/>
     <w:rsid w:val="00C95DE2"/>
+    <w:rsid w:val="00D1591F"/>
     <w:rsid w:val="00D223CD"/>
     <w:rsid w:val="00E5205D"/>
     <w:rsid w:val="00E706C1"/>
